--- a/Documentos/Distribuidora Dismarf.docx
+++ b/Documentos/Distribuidora Dismarf.docx
@@ -100,13 +100,7 @@
         </w:numPr>
       </w:pPr>
       <w:r>
-        <w:t>Adquisición de componentes de hardware: Placas ESP32 y sensores DHT11 o DHT</w:t>
-      </w:r>
-      <w:r>
-        <w:t>22,</w:t>
-      </w:r>
-      <w:r>
-        <w:t xml:space="preserve"> junto con el sensor magnético de puerta (Reed Switch).</w:t>
+        <w:t>Adquisición de componentes de hardware: Placas ESP32 y sensores DHT11 o DHT22, junto con el sensor magnético de puerta (Reed Switch).</w:t>
       </w:r>
     </w:p>
     <w:p>
@@ -565,12 +559,70 @@
     <w:p>
       <w:pPr>
         <w:numPr>
+          <w:ilvl w:val="0"/>
+          <w:numId w:val="5"/>
+        </w:numPr>
+      </w:pPr>
+      <w:r>
+        <w:rPr>
+          <w:b/>
+          <w:bCs/>
+        </w:rPr>
+        <w:t>Plan de fase:</w:t>
+      </w:r>
+    </w:p>
+    <w:p>
+      <w:pPr>
+        <w:numPr>
           <w:ilvl w:val="1"/>
           <w:numId w:val="5"/>
         </w:numPr>
       </w:pPr>
       <w:r>
-        <w:t>Queda estrictamente prohibido el uso de Inteligencia Artificial para la generación de código, bases de datos o documentación técnica, debiendo ser todo un esfuerzo intelectual original.</w:t>
+        <w:rPr>
+          <w:b/>
+          <w:bCs/>
+        </w:rPr>
+        <w:t>Fase 1 (Hardware e IoT):</w:t>
+      </w:r>
+      <w:r>
+        <w:t xml:space="preserve"> Configuración de la placa ESP32 con sensores DHT11/22 para telemetría y el sensor magnético de puerta (Reed Switch).</w:t>
+      </w:r>
+    </w:p>
+    <w:p>
+      <w:pPr>
+        <w:numPr>
+          <w:ilvl w:val="1"/>
+          <w:numId w:val="5"/>
+        </w:numPr>
+      </w:pPr>
+      <w:r>
+        <w:rPr>
+          <w:b/>
+          <w:bCs/>
+        </w:rPr>
+        <w:t>Fase 2 (Backend y Base de Datos):</w:t>
+      </w:r>
+      <w:r>
+        <w:t xml:space="preserve"> Desarrollo de la arquitectura de microservicios (Node.js/Python) y configuración de la persistencia políglota con PostgreSQL, MongoDB y Redis.</w:t>
+      </w:r>
+    </w:p>
+    <w:p>
+      <w:pPr>
+        <w:numPr>
+          <w:ilvl w:val="1"/>
+          <w:numId w:val="5"/>
+        </w:numPr>
+      </w:pPr>
+      <w:r>
+        <w:rPr>
+          <w:b/>
+          <w:bCs/>
+        </w:rPr>
+        <w:t>Fase 3 (Frontend Móvil):</w:t>
+      </w:r>
+      <w:r>
+        <w:t xml:space="preserve"> Creación de la aplicación en React Native con capacidad de operar sin conexión mediante SQLite o WatermelonDB.</w:t>
       </w:r>
     </w:p>
     <w:p>
@@ -585,7 +637,10 @@
           <w:b/>
           <w:bCs/>
         </w:rPr>
-        <w:t>Plan de fase:</w:t>
+        <w:t>Plan de iteración:</w:t>
+      </w:r>
+      <w:r>
+        <w:t xml:space="preserve"> * El ciclo de vida se dividirá en Sprints de 2 semanas de duración.</w:t>
       </w:r>
     </w:p>
     <w:p>
@@ -596,14 +651,7 @@
         </w:numPr>
       </w:pPr>
       <w:r>
-        <w:rPr>
-          <w:b/>
-          <w:bCs/>
-        </w:rPr>
-        <w:t>Fase 1 (Hardware e IoT):</w:t>
-      </w:r>
-      <w:r>
-        <w:t xml:space="preserve"> Configuración de la placa ESP32 con sensores DHT11/22 para telemetría y el sensor magnético de puerta (Reed Switch).</w:t>
+        <w:t>Cada iteración culminará con una Demo técnica obligatoria.</w:t>
       </w:r>
     </w:p>
     <w:p>
@@ -614,71 +662,6 @@
         </w:numPr>
       </w:pPr>
       <w:r>
-        <w:rPr>
-          <w:b/>
-          <w:bCs/>
-        </w:rPr>
-        <w:t>Fase 2 (Backend y Base de Datos):</w:t>
-      </w:r>
-      <w:r>
-        <w:t xml:space="preserve"> Desarrollo de la arquitectura de microservicios (Node.js/Python) y configuración de la persistencia políglota con PostgreSQL, MongoDB y Redis.</w:t>
-      </w:r>
-    </w:p>
-    <w:p>
-      <w:pPr>
-        <w:numPr>
-          <w:ilvl w:val="1"/>
-          <w:numId w:val="5"/>
-        </w:numPr>
-      </w:pPr>
-      <w:r>
-        <w:rPr>
-          <w:b/>
-          <w:bCs/>
-        </w:rPr>
-        <w:t>Fase 3 (Frontend Móvil):</w:t>
-      </w:r>
-      <w:r>
-        <w:t xml:space="preserve"> Creación de la aplicación en React Native con capacidad de operar sin conexión mediante SQLite o WatermelonDB.</w:t>
-      </w:r>
-    </w:p>
-    <w:p>
-      <w:pPr>
-        <w:numPr>
-          <w:ilvl w:val="0"/>
-          <w:numId w:val="5"/>
-        </w:numPr>
-      </w:pPr>
-      <w:r>
-        <w:rPr>
-          <w:b/>
-          <w:bCs/>
-        </w:rPr>
-        <w:t>Plan de iteración:</w:t>
-      </w:r>
-      <w:r>
-        <w:t xml:space="preserve"> * El ciclo de vida se dividirá en Sprints de 2 semanas de duración.</w:t>
-      </w:r>
-    </w:p>
-    <w:p>
-      <w:pPr>
-        <w:numPr>
-          <w:ilvl w:val="1"/>
-          <w:numId w:val="5"/>
-        </w:numPr>
-      </w:pPr>
-      <w:r>
-        <w:t>Cada iteración culminará con una Demo técnica obligatoria.</w:t>
-      </w:r>
-    </w:p>
-    <w:p>
-      <w:pPr>
-        <w:numPr>
-          <w:ilvl w:val="1"/>
-          <w:numId w:val="5"/>
-        </w:numPr>
-      </w:pPr>
-      <w:r>
         <w:t>El flujo de trabajo iterará de forma continua entre el hardware, la base de datos y la app.</w:t>
       </w:r>
     </w:p>
@@ -720,7 +703,6 @@
         </w:numPr>
       </w:pPr>
       <w:r>
-        <w:lastRenderedPageBreak/>
         <w:t>Error humano al dejar la puerta de la nevera mal cerrada.</w:t>
       </w:r>
     </w:p>
@@ -743,18 +725,8 @@
         </w:numPr>
       </w:pPr>
       <w:r>
+        <w:lastRenderedPageBreak/>
         <w:t>Conflictos de datos al intentar sincronizar registros concurrentes tras una desconexión.</w:t>
-      </w:r>
-    </w:p>
-    <w:p>
-      <w:pPr>
-        <w:numPr>
-          <w:ilvl w:val="1"/>
-          <w:numId w:val="6"/>
-        </w:numPr>
-      </w:pPr>
-      <w:r>
-        <w:t>Anulación del proyecto por detección de código generado por IA.</w:t>
       </w:r>
     </w:p>
     <w:p>
@@ -811,453 +783,481 @@
     <w:p>
       <w:pPr>
         <w:numPr>
+          <w:ilvl w:val="0"/>
+          <w:numId w:val="6"/>
+        </w:numPr>
+      </w:pPr>
+      <w:r>
+        <w:rPr>
+          <w:b/>
+          <w:bCs/>
+        </w:rPr>
+        <w:t>Plan de Administración de riesgo:</w:t>
+      </w:r>
+    </w:p>
+    <w:p>
+      <w:pPr>
+        <w:numPr>
           <w:ilvl w:val="1"/>
-          <w:numId w:val="7"/>
-        </w:numPr>
-      </w:pPr>
+          <w:numId w:val="8"/>
+        </w:numPr>
+      </w:pPr>
+      <w:r>
+        <w:t>Implementar interrupciones de hardware en el ESP32 conectadas al sensor magnético para detectar aperturas de puerta inmediatamente.</w:t>
+      </w:r>
+    </w:p>
+    <w:p>
+      <w:pPr>
+        <w:numPr>
+          <w:ilvl w:val="1"/>
+          <w:numId w:val="8"/>
+        </w:numPr>
+      </w:pPr>
+      <w:r>
+        <w:t>Instalar una alarma física local (Buzzer y LED RGB) que alerte al personal (bodegueros/enfermeras) de forma local e independiente del internet.</w:t>
+      </w:r>
+    </w:p>
+    <w:p>
+      <w:pPr>
+        <w:numPr>
+          <w:ilvl w:val="1"/>
+          <w:numId w:val="8"/>
+        </w:numPr>
+      </w:pPr>
+      <w:r>
+        <w:t>Desarrollar un Sync Engine en la app móvil que resuelva los conflictos de estado al recuperar la red.</w:t>
+      </w:r>
+    </w:p>
+    <w:p>
+      <w:pPr>
+        <w:numPr>
+          <w:ilvl w:val="0"/>
+          <w:numId w:val="6"/>
+        </w:numPr>
+      </w:pPr>
+      <w:r>
+        <w:rPr>
+          <w:b/>
+          <w:bCs/>
+        </w:rPr>
+        <w:t>Seguimiento:</w:t>
+      </w:r>
+    </w:p>
+    <w:p>
+      <w:pPr>
+        <w:numPr>
+          <w:ilvl w:val="1"/>
+          <w:numId w:val="9"/>
+        </w:numPr>
+      </w:pPr>
+      <w:r>
+        <w:t>Monitoreo del rendimiento de los nodos y resolución de bloqueos durante las Demos técnicas obligatorias de cada Sprint.</w:t>
+      </w:r>
+    </w:p>
+    <w:p>
+      <w:pPr>
+        <w:numPr>
+          <w:ilvl w:val="1"/>
+          <w:numId w:val="9"/>
+        </w:numPr>
+      </w:pPr>
+      <w:r>
+        <w:t>Revisión manual del código para garantizar la autoría original y el dominio técnico exigido para la defensa.</w:t>
+      </w:r>
+    </w:p>
+    <w:p>
+      <w:pPr>
+        <w:rPr>
+          <w:b/>
+          <w:bCs/>
+        </w:rPr>
+      </w:pPr>
+      <w:r>
+        <w:rPr>
+          <w:b/>
+          <w:bCs/>
+        </w:rPr>
+        <w:t>Administración y configuración del cambio</w:t>
+      </w:r>
+    </w:p>
+    <w:p>
+      <w:pPr>
+        <w:numPr>
+          <w:ilvl w:val="0"/>
+          <w:numId w:val="10"/>
+        </w:numPr>
+      </w:pPr>
+      <w:r>
+        <w:t>Es obligatorio el uso de un sistema de control de versiones (Git).</w:t>
+      </w:r>
+    </w:p>
+    <w:p>
+      <w:pPr>
+        <w:numPr>
+          <w:ilvl w:val="0"/>
+          <w:numId w:val="10"/>
+        </w:numPr>
+      </w:pPr>
+      <w:r>
+        <w:t>El historial de commits debe reflejar de manera transparente el trabajo colaborativo de todos los miembros del equipo.</w:t>
+      </w:r>
+    </w:p>
+    <w:p>
+      <w:pPr>
+        <w:numPr>
+          <w:ilvl w:val="0"/>
+          <w:numId w:val="10"/>
+        </w:numPr>
+      </w:pPr>
+      <w:r>
+        <w:t>Cualquier modificación estructural debe apegarse al patrón de microservicios desacoplados; el uso de estructuras monolíticas está completamente prohibido.</w:t>
+      </w:r>
+    </w:p>
+    <w:p>
+      <w:pPr>
+        <w:rPr>
+          <w:b/>
+          <w:bCs/>
+        </w:rPr>
+      </w:pPr>
+      <w:r>
+        <w:rPr>
+          <w:b/>
+          <w:bCs/>
+        </w:rPr>
+        <w:t>Configuración del entorno de desarrollo</w:t>
+      </w:r>
+    </w:p>
+    <w:p>
+      <w:pPr>
+        <w:numPr>
+          <w:ilvl w:val="0"/>
+          <w:numId w:val="11"/>
+        </w:numPr>
+      </w:pPr>
+      <w:r>
+        <w:rPr>
+          <w:b/>
+          <w:bCs/>
+        </w:rPr>
+        <w:t>Orquestación:</w:t>
+      </w:r>
+      <w:r>
+        <w:t xml:space="preserve"> Toda la infraestructura se montará sobre contenedores utilizando Docker y Docker Compose.</w:t>
+      </w:r>
+    </w:p>
+    <w:p>
+      <w:pPr>
+        <w:numPr>
+          <w:ilvl w:val="0"/>
+          <w:numId w:val="11"/>
+        </w:numPr>
+      </w:pPr>
+      <w:r>
+        <w:rPr>
+          <w:b/>
+          <w:bCs/>
+        </w:rPr>
+        <w:t>Servidor:</w:t>
+      </w:r>
+      <w:r>
+        <w:t xml:space="preserve"> Se utilizarán entornos controlados en un servidor Linux Ubuntu.</w:t>
+      </w:r>
+    </w:p>
+    <w:p>
+      <w:pPr>
+        <w:numPr>
+          <w:ilvl w:val="0"/>
+          <w:numId w:val="11"/>
+        </w:numPr>
+      </w:pPr>
+      <w:r>
+        <w:rPr>
+          <w:b/>
+          <w:bCs/>
+        </w:rPr>
+        <w:lastRenderedPageBreak/>
+        <w:t>Redes y Seguridad:</w:t>
+      </w:r>
+      <w:r>
+        <w:t xml:space="preserve"> El acceso a los microservicios se canalizará a través de un API Gateway (Nginx o Kong) para el balanceo de carga. Se debe aplicar hardening de seguridad y cifrado TLS 1.3.</w:t>
+      </w:r>
+    </w:p>
+    <w:p>
+      <w:pPr>
+        <w:numPr>
+          <w:ilvl w:val="0"/>
+          <w:numId w:val="11"/>
+        </w:numPr>
+      </w:pPr>
+      <w:r>
+        <w:rPr>
+          <w:b/>
+          <w:bCs/>
+        </w:rPr>
+        <w:t>Bases de Datos:</w:t>
+      </w:r>
+      <w:r>
+        <w:t xml:space="preserve"> Se configurará PostgreSQL para el inventario y los usuarios, MongoDB para la telemetría de los sensores, y Redis como caché y bróker de mensajes.</w:t>
+      </w:r>
+    </w:p>
+    <w:p/>
+    <w:p>
+      <w:pPr>
+        <w:rPr>
+          <w:b/>
+          <w:bCs/>
+        </w:rPr>
+      </w:pPr>
+      <w:r>
+        <w:rPr>
+          <w:b/>
+          <w:bCs/>
+        </w:rPr>
+        <w:t>ALCANCE MAXIMO QUE SE BUSCA EN EL PROYECTO</w:t>
+      </w:r>
+    </w:p>
+    <w:p>
+      <w:pPr>
+        <w:rPr>
+          <w:b/>
+          <w:bCs/>
+        </w:rPr>
+      </w:pPr>
+      <w:r>
+        <w:rPr>
+          <w:b/>
+          <w:bCs/>
+        </w:rPr>
+        <w:t>Alcance del Proyecto</w:t>
+      </w:r>
+    </w:p>
+    <w:p>
+      <w:r>
+        <w:t>El alcance comprende el ciclo integral de desarrollo para un sistema de monitoreo predictivo y trazabilidad de la cadena de frío, desde el diseño de hardware IoT hasta el despliegue de una arquitectura de microservicios distribuida en entornos Linux mediante contenedores Docker.</w:t>
+      </w:r>
+    </w:p>
+    <w:p>
+      <w:r>
+        <w:rPr>
+          <w:b/>
+          <w:bCs/>
+        </w:rPr>
+        <w:t>1. Lo que SÍ incluye el proyecto (Dentro del alcance):</w:t>
+      </w:r>
+    </w:p>
+    <w:p>
+      <w:pPr>
+        <w:numPr>
+          <w:ilvl w:val="0"/>
+          <w:numId w:val="12"/>
+        </w:numPr>
+      </w:pPr>
+      <w:r>
+        <w:rPr>
+          <w:b/>
+          <w:bCs/>
+        </w:rPr>
+        <w:t>Capa de Hardware (IoT):</w:t>
+      </w:r>
+      <w:r>
+        <w:t xml:space="preserve"> * Implementación de nodos sensores utilizando placas ESP32.</w:t>
+      </w:r>
+    </w:p>
+    <w:p>
+      <w:pPr>
+        <w:numPr>
+          <w:ilvl w:val="1"/>
+          <w:numId w:val="12"/>
+        </w:numPr>
+      </w:pPr>
+      <w:r>
+        <w:t>Lectura constante de temperatura y humedad mediante sensores DHT11 o DHT22 en las cavas de la distribuidora.</w:t>
+      </w:r>
+    </w:p>
+    <w:p>
+      <w:pPr>
+        <w:numPr>
+          <w:ilvl w:val="1"/>
+          <w:numId w:val="12"/>
+        </w:numPr>
+      </w:pPr>
+      <w:r>
+        <w:t>Detección de apertura de puertas mediante la instalación de un sensor magnético (Reed Switch).</w:t>
+      </w:r>
+    </w:p>
+    <w:p>
+      <w:pPr>
+        <w:numPr>
+          <w:ilvl w:val="1"/>
+          <w:numId w:val="12"/>
+        </w:numPr>
+      </w:pPr>
+      <w:r>
+        <w:t>Activación de una alarma física local (Buzzer y LED RGB) si la puerta queda mal cerrada por tiempo prolongado o la temperatura excede los límites.</w:t>
+      </w:r>
+    </w:p>
+    <w:p>
+      <w:pPr>
+        <w:numPr>
+          <w:ilvl w:val="0"/>
+          <w:numId w:val="12"/>
+        </w:numPr>
+      </w:pPr>
+      <w:r>
+        <w:rPr>
+          <w:b/>
+          <w:bCs/>
+        </w:rPr>
+        <w:t>Capa de Backend y Arquitectura:</w:t>
+      </w:r>
+    </w:p>
+    <w:p>
+      <w:pPr>
+        <w:numPr>
+          <w:ilvl w:val="1"/>
+          <w:numId w:val="12"/>
+        </w:numPr>
+      </w:pPr>
+      <w:r>
+        <w:t>Desarrollo de una arquitectura de microservicios utilizando Node.js o Python.</w:t>
+      </w:r>
+    </w:p>
+    <w:p>
+      <w:pPr>
+        <w:numPr>
+          <w:ilvl w:val="1"/>
+          <w:numId w:val="12"/>
+        </w:numPr>
+      </w:pPr>
+      <w:r>
+        <w:t>Implementación de un modelo de persistencia políglota: PostgreSQL para gestionar datos transaccionales (inventario y usuarios), MongoDB para la telemetría masiva de los sensores, y Redis para almacenamiento en caché.</w:t>
+      </w:r>
+    </w:p>
+    <w:p>
+      <w:pPr>
+        <w:numPr>
+          <w:ilvl w:val="1"/>
+          <w:numId w:val="12"/>
+        </w:numPr>
+      </w:pPr>
+      <w:r>
+        <w:t>Configuración de un API Gateway (Nginx o Kong) para el balanceo de tráfico.</w:t>
+      </w:r>
+    </w:p>
+    <w:p>
+      <w:pPr>
+        <w:numPr>
+          <w:ilvl w:val="1"/>
+          <w:numId w:val="12"/>
+        </w:numPr>
+      </w:pPr>
+      <w:r>
+        <w:lastRenderedPageBreak/>
+        <w:t>Despliegue de toda la infraestructura mediante contenedores Docker sobre un servidor Linux Ubuntu.</w:t>
+      </w:r>
+    </w:p>
+    <w:p>
+      <w:pPr>
+        <w:numPr>
+          <w:ilvl w:val="0"/>
+          <w:numId w:val="12"/>
+        </w:numPr>
+      </w:pPr>
+      <w:r>
+        <w:rPr>
+          <w:b/>
+          <w:bCs/>
+        </w:rPr>
+        <w:t>Capa de Frontend (Aplicación Móvil):</w:t>
+      </w:r>
+    </w:p>
+    <w:p>
+      <w:pPr>
+        <w:numPr>
+          <w:ilvl w:val="1"/>
+          <w:numId w:val="12"/>
+        </w:numPr>
+      </w:pPr>
+      <w:r>
+        <w:t>Desarrollo de una aplicación móvil en React Native para el personal de almacén y logística.</w:t>
+      </w:r>
+    </w:p>
+    <w:p>
+      <w:pPr>
+        <w:numPr>
+          <w:ilvl w:val="1"/>
+          <w:numId w:val="12"/>
+        </w:numPr>
+      </w:pPr>
+      <w:r>
+        <w:t>Implementación de una arquitectura "Offline-First" (usando SQLite o WatermelonDB) que permita registrar inspecciones de calidad y auditorías sanitarias sin conexión a internet.</w:t>
+      </w:r>
+    </w:p>
+    <w:p>
+      <w:pPr>
+        <w:numPr>
+          <w:ilvl w:val="1"/>
+          <w:numId w:val="12"/>
+        </w:numPr>
+      </w:pPr>
+      <w:r>
+        <w:t>Integración de un motor de sincronización (Sync Engine) para resolver conflictos de datos y actualizar la base de datos central al recuperar la conectividad.</w:t>
+      </w:r>
+    </w:p>
+    <w:p>
+      <w:r>
+        <w:rPr>
+          <w:b/>
+          <w:bCs/>
+        </w:rPr>
+        <w:t>2. Lo que NO incluye el proyecto (Fuera del alcance y Restricciones):</w:t>
+      </w:r>
+    </w:p>
+    <w:p>
+      <w:pPr>
+        <w:numPr>
+          <w:ilvl w:val="0"/>
+          <w:numId w:val="13"/>
+        </w:numPr>
+      </w:pPr>
+      <w:r>
+        <w:rPr>
+          <w:b/>
+          <w:bCs/>
+        </w:rPr>
+        <w:t>Detección de Voltaje:</w:t>
+      </w:r>
+      <w:r>
+        <w:t xml:space="preserve"> Como se acordó, el hardware no incluirá componentes para la lectura del voltaje de la pared ni la detección directa de fallas eléctricas de la fuente principal.</w:t>
+      </w:r>
+    </w:p>
+    <w:p>
+      <w:pPr>
+        <w:numPr>
+          <w:ilvl w:val="0"/>
+          <w:numId w:val="13"/>
+        </w:numPr>
+      </w:pPr>
+      <w:r>
+        <w:rPr>
+          <w:b/>
+          <w:bCs/>
+        </w:rPr>
+        <w:t>Control Automatizado de Refrigeración:</w:t>
+      </w:r>
+      <w:r>
+        <w:t xml:space="preserve"> El sistema es estrictamente de </w:t>
+      </w:r>
       <w:r>
         <w:rPr>
           <w:i/>
           <w:iCs/>
         </w:rPr>
-        <w:t>Código con IA:</w:t>
-      </w:r>
-      <w:r>
-        <w:t xml:space="preserve"> Probabilidad Baja / Impacto Catastrófico (descalificación directa por violación a la integridad académica).</w:t>
-      </w:r>
-    </w:p>
-    <w:p>
-      <w:pPr>
-        <w:numPr>
-          <w:ilvl w:val="0"/>
-          <w:numId w:val="6"/>
-        </w:numPr>
-      </w:pPr>
-      <w:r>
-        <w:rPr>
-          <w:b/>
-          <w:bCs/>
-        </w:rPr>
-        <w:t>Plan de Administración de riesgo:</w:t>
-      </w:r>
-    </w:p>
-    <w:p>
-      <w:pPr>
-        <w:numPr>
-          <w:ilvl w:val="1"/>
-          <w:numId w:val="8"/>
-        </w:numPr>
-      </w:pPr>
-      <w:r>
-        <w:t>Implementar interrupciones de hardware en el ESP32 conectadas al sensor magnético para detectar aperturas de puerta inmediatamente.</w:t>
-      </w:r>
-    </w:p>
-    <w:p>
-      <w:pPr>
-        <w:numPr>
-          <w:ilvl w:val="1"/>
-          <w:numId w:val="8"/>
-        </w:numPr>
-      </w:pPr>
-      <w:r>
-        <w:t>Instalar una alarma física local (Buzzer y LED RGB) que alerte al personal (bodegueros/enfermeras) de forma local e independiente del internet.</w:t>
-      </w:r>
-    </w:p>
-    <w:p>
-      <w:pPr>
-        <w:numPr>
-          <w:ilvl w:val="1"/>
-          <w:numId w:val="8"/>
-        </w:numPr>
-      </w:pPr>
-      <w:r>
-        <w:t>Desarrollar un Sync Engine en la app móvil que resuelva los conflictos de estado al recuperar la red.</w:t>
-      </w:r>
-    </w:p>
-    <w:p>
-      <w:pPr>
-        <w:numPr>
-          <w:ilvl w:val="0"/>
-          <w:numId w:val="6"/>
-        </w:numPr>
-      </w:pPr>
-      <w:r>
-        <w:rPr>
-          <w:b/>
-          <w:bCs/>
-        </w:rPr>
-        <w:t>Seguimiento:</w:t>
-      </w:r>
-    </w:p>
-    <w:p>
-      <w:pPr>
-        <w:numPr>
-          <w:ilvl w:val="1"/>
-          <w:numId w:val="9"/>
-        </w:numPr>
-      </w:pPr>
-      <w:r>
-        <w:t>Monitoreo del rendimiento de los nodos y resolución de bloqueos durante las Demos técnicas obligatorias de cada Sprint.</w:t>
-      </w:r>
-    </w:p>
-    <w:p>
-      <w:pPr>
-        <w:numPr>
-          <w:ilvl w:val="1"/>
-          <w:numId w:val="9"/>
-        </w:numPr>
-      </w:pPr>
-      <w:r>
-        <w:t>Revisión manual del código para garantizar la autoría original y el dominio técnico exigido para la defensa.</w:t>
-      </w:r>
-    </w:p>
-    <w:p>
-      <w:pPr>
-        <w:rPr>
-          <w:b/>
-          <w:bCs/>
-        </w:rPr>
-      </w:pPr>
-      <w:r>
-        <w:rPr>
-          <w:b/>
-          <w:bCs/>
-        </w:rPr>
-        <w:t>Administración y configuración del cambio</w:t>
-      </w:r>
-    </w:p>
-    <w:p>
-      <w:pPr>
-        <w:numPr>
-          <w:ilvl w:val="0"/>
-          <w:numId w:val="10"/>
-        </w:numPr>
-      </w:pPr>
-      <w:r>
-        <w:t>Es obligatorio el uso de un sistema de control de versiones (Git).</w:t>
-      </w:r>
-    </w:p>
-    <w:p>
-      <w:pPr>
-        <w:numPr>
-          <w:ilvl w:val="0"/>
-          <w:numId w:val="10"/>
-        </w:numPr>
-      </w:pPr>
-      <w:r>
-        <w:t>El historial de commits debe reflejar de manera transparente el trabajo colaborativo de todos los miembros del equipo.</w:t>
-      </w:r>
-    </w:p>
-    <w:p>
-      <w:pPr>
-        <w:numPr>
-          <w:ilvl w:val="0"/>
-          <w:numId w:val="10"/>
-        </w:numPr>
-      </w:pPr>
-      <w:r>
-        <w:lastRenderedPageBreak/>
-        <w:t>Cualquier modificación estructural debe apegarse al patrón de microservicios desacoplados; el uso de estructuras monolíticas está completamente prohibido.</w:t>
-      </w:r>
-    </w:p>
-    <w:p>
-      <w:pPr>
-        <w:rPr>
-          <w:b/>
-          <w:bCs/>
-        </w:rPr>
-      </w:pPr>
-      <w:r>
-        <w:rPr>
-          <w:b/>
-          <w:bCs/>
-        </w:rPr>
-        <w:t>Configuración del entorno de desarrollo</w:t>
-      </w:r>
-    </w:p>
-    <w:p>
-      <w:pPr>
-        <w:numPr>
-          <w:ilvl w:val="0"/>
-          <w:numId w:val="11"/>
-        </w:numPr>
-      </w:pPr>
-      <w:r>
-        <w:rPr>
-          <w:b/>
-          <w:bCs/>
-        </w:rPr>
-        <w:t>Orquestación:</w:t>
-      </w:r>
-      <w:r>
-        <w:t xml:space="preserve"> Toda la infraestructura se montará sobre contenedores utilizando Docker y Docker Compose.</w:t>
-      </w:r>
-    </w:p>
-    <w:p>
-      <w:pPr>
-        <w:numPr>
-          <w:ilvl w:val="0"/>
-          <w:numId w:val="11"/>
-        </w:numPr>
-      </w:pPr>
-      <w:r>
-        <w:rPr>
-          <w:b/>
-          <w:bCs/>
-        </w:rPr>
-        <w:t>Servidor:</w:t>
-      </w:r>
-      <w:r>
-        <w:t xml:space="preserve"> Se utilizarán entornos controlados en un servidor Linux Ubuntu.</w:t>
-      </w:r>
-    </w:p>
-    <w:p>
-      <w:pPr>
-        <w:numPr>
-          <w:ilvl w:val="0"/>
-          <w:numId w:val="11"/>
-        </w:numPr>
-      </w:pPr>
-      <w:r>
-        <w:rPr>
-          <w:b/>
-          <w:bCs/>
-        </w:rPr>
-        <w:t>Redes y Seguridad:</w:t>
-      </w:r>
-      <w:r>
-        <w:t xml:space="preserve"> El acceso a los microservicios se canalizará a través de un API Gateway (Nginx o Kong) para el balanceo de carga. Se debe aplicar hardening de seguridad y cifrado TLS 1.3.</w:t>
-      </w:r>
-    </w:p>
-    <w:p>
-      <w:pPr>
-        <w:numPr>
-          <w:ilvl w:val="0"/>
-          <w:numId w:val="11"/>
-        </w:numPr>
-      </w:pPr>
-      <w:r>
-        <w:rPr>
-          <w:b/>
-          <w:bCs/>
-        </w:rPr>
-        <w:t>Bases de Datos:</w:t>
-      </w:r>
-      <w:r>
-        <w:t xml:space="preserve"> Se configurará PostgreSQL para el inventario y los usuarios, MongoDB para la telemetría de los sensores, y Redis como caché y bróker de mensajes.</w:t>
-      </w:r>
-    </w:p>
-    <w:p/>
-    <w:p>
-      <w:pPr>
-        <w:rPr>
-          <w:b/>
-          <w:bCs/>
-        </w:rPr>
-      </w:pPr>
-      <w:r>
-        <w:rPr>
-          <w:b/>
-          <w:bCs/>
-        </w:rPr>
-        <w:t>ALCANCE MAXIMO QUE SE BUSCA EN EL PROYECTO</w:t>
-      </w:r>
-    </w:p>
-    <w:p>
-      <w:pPr>
-        <w:rPr>
-          <w:b/>
-          <w:bCs/>
-        </w:rPr>
-      </w:pPr>
-      <w:r>
-        <w:rPr>
-          <w:b/>
-          <w:bCs/>
-        </w:rPr>
-        <w:t>Alcance del Proyecto</w:t>
-      </w:r>
-    </w:p>
-    <w:p>
-      <w:r>
-        <w:t>El alcance comprende el ciclo integral de desarrollo para un sistema de monitoreo predictivo y trazabilidad de la cadena de frío, desde el diseño de hardware IoT hasta el despliegue de una arquitectura de microservicios distribuida en entornos Linux mediante contenedores Docker.</w:t>
-      </w:r>
-    </w:p>
-    <w:p>
-      <w:r>
-        <w:rPr>
-          <w:b/>
-          <w:bCs/>
-        </w:rPr>
-        <w:t>1. Lo que SÍ incluye el proyecto (Dentro del alcance):</w:t>
-      </w:r>
-    </w:p>
-    <w:p>
-      <w:pPr>
-        <w:numPr>
-          <w:ilvl w:val="0"/>
-          <w:numId w:val="12"/>
-        </w:numPr>
-      </w:pPr>
-      <w:r>
-        <w:rPr>
-          <w:b/>
-          <w:bCs/>
-        </w:rPr>
-        <w:t>Capa de Hardware (IoT):</w:t>
-      </w:r>
-      <w:r>
-        <w:t xml:space="preserve"> * Implementación de nodos sensores utilizando placas ESP32.</w:t>
-      </w:r>
-    </w:p>
-    <w:p>
-      <w:pPr>
-        <w:numPr>
-          <w:ilvl w:val="1"/>
-          <w:numId w:val="12"/>
-        </w:numPr>
-      </w:pPr>
-      <w:r>
-        <w:t>Lectura constante de temperatura y humedad mediante sensores DHT11 o DHT22 en las cavas de la distribuidora.</w:t>
-      </w:r>
-    </w:p>
-    <w:p>
-      <w:pPr>
-        <w:numPr>
-          <w:ilvl w:val="1"/>
-          <w:numId w:val="12"/>
-        </w:numPr>
-      </w:pPr>
-      <w:r>
-        <w:t>Detección de apertura de puertas mediante la instalación de un sensor magnético (Reed Switch).</w:t>
-      </w:r>
-    </w:p>
-    <w:p>
-      <w:pPr>
-        <w:numPr>
-          <w:ilvl w:val="1"/>
-          <w:numId w:val="12"/>
-        </w:numPr>
-      </w:pPr>
-      <w:r>
-        <w:t>Activación de una alarma física local (Buzzer y LED RGB) si la puerta queda mal cerrada por tiempo prolongado o la temperatura excede los límites.</w:t>
-      </w:r>
-    </w:p>
-    <w:p>
-      <w:pPr>
-        <w:numPr>
-          <w:ilvl w:val="0"/>
-          <w:numId w:val="12"/>
-        </w:numPr>
-      </w:pPr>
-      <w:r>
-        <w:rPr>
-          <w:b/>
-          <w:bCs/>
-        </w:rPr>
-        <w:t>Capa de Backend y Arquitectura:</w:t>
-      </w:r>
-    </w:p>
-    <w:p>
-      <w:pPr>
-        <w:numPr>
-          <w:ilvl w:val="1"/>
-          <w:numId w:val="12"/>
-        </w:numPr>
-      </w:pPr>
-      <w:r>
-        <w:lastRenderedPageBreak/>
-        <w:t>Desarrollo de una arquitectura de microservicios utilizando Node.js o Python.</w:t>
-      </w:r>
-    </w:p>
-    <w:p>
-      <w:pPr>
-        <w:numPr>
-          <w:ilvl w:val="1"/>
-          <w:numId w:val="12"/>
-        </w:numPr>
-      </w:pPr>
-      <w:r>
-        <w:t>Implementación de un modelo de persistencia políglota: PostgreSQL para gestionar datos transaccionales (inventario y usuarios), MongoDB para la telemetría masiva de los sensores, y Redis para almacenamiento en caché.</w:t>
-      </w:r>
-    </w:p>
-    <w:p>
-      <w:pPr>
-        <w:numPr>
-          <w:ilvl w:val="1"/>
-          <w:numId w:val="12"/>
-        </w:numPr>
-      </w:pPr>
-      <w:r>
-        <w:t>Configuración de un API Gateway (Nginx o Kong) para el balanceo de tráfico.</w:t>
-      </w:r>
-    </w:p>
-    <w:p>
-      <w:pPr>
-        <w:numPr>
-          <w:ilvl w:val="1"/>
-          <w:numId w:val="12"/>
-        </w:numPr>
-      </w:pPr>
-      <w:r>
-        <w:t>Despliegue de toda la infraestructura mediante contenedores Docker sobre un servidor Linux Ubuntu.</w:t>
-      </w:r>
-    </w:p>
-    <w:p>
-      <w:pPr>
-        <w:numPr>
-          <w:ilvl w:val="0"/>
-          <w:numId w:val="12"/>
-        </w:numPr>
-      </w:pPr>
-      <w:r>
-        <w:rPr>
-          <w:b/>
-          <w:bCs/>
-        </w:rPr>
-        <w:t>Capa de Frontend (Aplicación Móvil):</w:t>
-      </w:r>
-    </w:p>
-    <w:p>
-      <w:pPr>
-        <w:numPr>
-          <w:ilvl w:val="1"/>
-          <w:numId w:val="12"/>
-        </w:numPr>
-      </w:pPr>
-      <w:r>
-        <w:t>Desarrollo de una aplicación móvil en React Native para el personal de almacén y logística.</w:t>
-      </w:r>
-    </w:p>
-    <w:p>
-      <w:pPr>
-        <w:numPr>
-          <w:ilvl w:val="1"/>
-          <w:numId w:val="12"/>
-        </w:numPr>
-      </w:pPr>
-      <w:r>
-        <w:t>Implementación de una arquitectura "Offline-First" (usando SQLite o WatermelonDB) que permita registrar inspecciones de calidad y auditorías sanitarias sin conexión a internet.</w:t>
-      </w:r>
-    </w:p>
-    <w:p>
-      <w:pPr>
-        <w:numPr>
-          <w:ilvl w:val="1"/>
-          <w:numId w:val="12"/>
-        </w:numPr>
-      </w:pPr>
-      <w:r>
-        <w:t>Integración de un motor de sincronización (Sync Engine) para resolver conflictos de datos y actualizar la base de datos central al recuperar la conectividad.</w:t>
-      </w:r>
-    </w:p>
-    <w:p>
-      <w:r>
-        <w:rPr>
-          <w:b/>
-          <w:bCs/>
-        </w:rPr>
-        <w:t>2. Lo que NO incluye el proyecto (Fuera del alcance y Restricciones):</w:t>
+        <w:t>monitoreo y alerta</w:t>
+      </w:r>
+      <w:r>
+        <w:t>. No intervendrá en los sistemas eléctricos de las cavas cuarto; es decir, el ESP32 no encenderá ni apagará los motores de refrigeración automáticamente.</w:t>
       </w:r>
     </w:p>
     <w:p>
@@ -1272,423 +1272,336 @@
           <w:b/>
           <w:bCs/>
         </w:rPr>
-        <w:t>Detección de Voltaje:</w:t>
-      </w:r>
-      <w:r>
-        <w:t xml:space="preserve"> Como se acordó, el hardware no incluirá componentes para la lectura del voltaje de la pared ni la detección directa de fallas eléctricas de la fuente principal.</w:t>
-      </w:r>
+        <w:t>Arquitecturas Monolíticas:</w:t>
+      </w:r>
+      <w:r>
+        <w:t xml:space="preserve"> El desarrollo debe sustentarse estrictamente en una arquitectura de microservicios desacoplados, prohibiéndose el uso de estructuras monolíticas.</w:t>
+      </w:r>
+    </w:p>
+    <w:p/>
+    <w:p>
+      <w:pPr>
+        <w:rPr>
+          <w:b/>
+          <w:bCs/>
+        </w:rPr>
+      </w:pPr>
+      <w:r>
+        <w:rPr>
+          <w:b/>
+          <w:bCs/>
+        </w:rPr>
+        <w:t>TECNOLOGIAS A UTILIZAR EN EL PRYECTO</w:t>
+      </w:r>
+    </w:p>
+    <w:p>
+      <w:pPr>
+        <w:rPr>
+          <w:b/>
+          <w:bCs/>
+        </w:rPr>
+      </w:pPr>
+      <w:r>
+        <w:rPr>
+          <w:b/>
+          <w:bCs/>
+        </w:rPr>
+        <w:t>1. Stack Tecnológico de Software (Arquitectura y Entornos)</w:t>
+      </w:r>
+    </w:p>
+    <w:p>
+      <w:r>
+        <w:t>Para cumplir con la exigencia de un sistema distribuido, políglota y de alta disponibilidad, utilizaremos las siguientes tecnologías:</w:t>
+      </w:r>
+    </w:p>
+    <w:p>
+      <w:r>
+        <w:rPr>
+          <w:b/>
+          <w:bCs/>
+        </w:rPr>
+        <w:t xml:space="preserve">A. Desarrollo Backend y </w:t>
+      </w:r>
+      <w:proofErr w:type="spellStart"/>
+      <w:r>
+        <w:rPr>
+          <w:b/>
+          <w:bCs/>
+        </w:rPr>
+        <w:t>APIs</w:t>
+      </w:r>
+      <w:proofErr w:type="spellEnd"/>
     </w:p>
     <w:p>
       <w:pPr>
         <w:numPr>
           <w:ilvl w:val="0"/>
-          <w:numId w:val="13"/>
-        </w:numPr>
-      </w:pPr>
-      <w:r>
-        <w:rPr>
-          <w:b/>
-          <w:bCs/>
-        </w:rPr>
-        <w:t>Control Automatizado de Refrigeración:</w:t>
-      </w:r>
-      <w:r>
-        <w:t xml:space="preserve"> El sistema es estrictamente de </w:t>
-      </w:r>
+          <w:numId w:val="14"/>
+        </w:numPr>
+      </w:pPr>
+      <w:r>
+        <w:rPr>
+          <w:b/>
+          <w:bCs/>
+        </w:rPr>
+        <w:t>Lenguajes/</w:t>
+      </w:r>
+      <w:proofErr w:type="spellStart"/>
+      <w:r>
+        <w:rPr>
+          <w:b/>
+          <w:bCs/>
+        </w:rPr>
+        <w:t>Frameworks</w:t>
+      </w:r>
+      <w:proofErr w:type="spellEnd"/>
+      <w:r>
+        <w:rPr>
+          <w:b/>
+          <w:bCs/>
+        </w:rPr>
+        <w:t>:</w:t>
+      </w:r>
+      <w:r>
+        <w:t xml:space="preserve"> Node.js o Python. Se utilizarán para programar microservicios completamente desacoplados.</w:t>
+      </w:r>
+    </w:p>
+    <w:p>
+      <w:pPr>
+        <w:numPr>
+          <w:ilvl w:val="0"/>
+          <w:numId w:val="14"/>
+        </w:numPr>
+      </w:pPr>
+      <w:r>
+        <w:rPr>
+          <w:b/>
+          <w:bCs/>
+          <w:lang w:val="en-US"/>
+        </w:rPr>
+        <w:lastRenderedPageBreak/>
+        <w:t>API Gateway:</w:t>
+      </w:r>
+      <w:r>
+        <w:rPr>
+          <w:lang w:val="en-US"/>
+        </w:rPr>
+        <w:t xml:space="preserve"> Nginx o Kong. </w:t>
+      </w:r>
+      <w:r>
+        <w:t>Actuará como la puerta de entrada principal, encargada de recibir las peticiones de la app móvil y del hardware, balancear la carga de tráfico y gestionar la seguridad.</w:t>
+      </w:r>
+    </w:p>
+    <w:p>
+      <w:pPr>
+        <w:numPr>
+          <w:ilvl w:val="0"/>
+          <w:numId w:val="14"/>
+        </w:numPr>
+      </w:pPr>
+      <w:r>
+        <w:rPr>
+          <w:b/>
+          <w:bCs/>
+        </w:rPr>
+        <w:t>Protocolos de Comunicación:</w:t>
+      </w:r>
+      <w:r>
+        <w:t xml:space="preserve"> REST o </w:t>
+      </w:r>
+      <w:proofErr w:type="spellStart"/>
+      <w:r>
+        <w:t>gRPC</w:t>
+      </w:r>
+      <w:proofErr w:type="spellEnd"/>
+      <w:r>
+        <w:t xml:space="preserve"> para la comunicación interna entre microservicios, y OAuth2/JWT para la seguridad y autenticación avanzada.</w:t>
+      </w:r>
+    </w:p>
+    <w:p>
+      <w:r>
+        <w:rPr>
+          <w:b/>
+          <w:bCs/>
+        </w:rPr>
+        <w:t>B. Bases de Datos (Persistencia Políglota obligatoria)</w:t>
+      </w:r>
+    </w:p>
+    <w:p>
+      <w:pPr>
+        <w:numPr>
+          <w:ilvl w:val="0"/>
+          <w:numId w:val="15"/>
+        </w:numPr>
+      </w:pPr>
+      <w:r>
+        <w:rPr>
+          <w:b/>
+          <w:bCs/>
+        </w:rPr>
+        <w:t>PostgreSQL (Relacional):</w:t>
+      </w:r>
+      <w:r>
+        <w:t xml:space="preserve"> Manejará la lógica de negocio robusta, el control de inventario y la gestión de usuarios. Es vital para asegurar la integridad referencial (ACID) de los datos críticos.</w:t>
+      </w:r>
+    </w:p>
+    <w:p>
+      <w:pPr>
+        <w:numPr>
+          <w:ilvl w:val="0"/>
+          <w:numId w:val="15"/>
+        </w:numPr>
+      </w:pPr>
+      <w:r>
+        <w:rPr>
+          <w:b/>
+          <w:bCs/>
+        </w:rPr>
+        <w:t>MongoDB (NoSQL):</w:t>
+      </w:r>
+      <w:r>
+        <w:t xml:space="preserve"> Se destinará exclusivamente al almacenamiento y procesamiento de datos no estructurados, específicamente la telemetría masiva (temperatura y humedad) enviada por los sensores.</w:t>
+      </w:r>
+    </w:p>
+    <w:p>
+      <w:pPr>
+        <w:numPr>
+          <w:ilvl w:val="0"/>
+          <w:numId w:val="15"/>
+        </w:numPr>
+      </w:pPr>
+      <w:r>
+        <w:rPr>
+          <w:b/>
+          <w:bCs/>
+        </w:rPr>
+        <w:t>Redis (Memoria/Caché):</w:t>
+      </w:r>
+      <w:r>
+        <w:t xml:space="preserve"> Se empleará obligatoriamente como capa de caché distribuida de alta velocidad y como </w:t>
+      </w:r>
+      <w:proofErr w:type="spellStart"/>
       <w:r>
         <w:rPr>
           <w:i/>
           <w:iCs/>
         </w:rPr>
-        <w:t>monitoreo y alerta</w:t>
-      </w:r>
-      <w:r>
-        <w:t>. No intervendrá en los sistemas eléctricos de las cavas cuarto; es decir, el ESP32 no encenderá ni apagará los motores de refrigeración automáticamente.</w:t>
-      </w:r>
-    </w:p>
-    <w:p>
-      <w:pPr>
-        <w:numPr>
-          <w:ilvl w:val="0"/>
-          <w:numId w:val="13"/>
-        </w:numPr>
-      </w:pPr>
-      <w:r>
-        <w:rPr>
-          <w:b/>
-          <w:bCs/>
-        </w:rPr>
-        <w:t>Arquitecturas Monolíticas:</w:t>
-      </w:r>
-      <w:r>
-        <w:t xml:space="preserve"> El desarrollo debe sustentarse estrictamente en una arquitectura de microservicios desacoplados, prohibiéndose el uso de estructuras monolíticas.</w:t>
-      </w:r>
-    </w:p>
-    <w:p>
-      <w:pPr>
-        <w:numPr>
-          <w:ilvl w:val="0"/>
-          <w:numId w:val="13"/>
-        </w:numPr>
-      </w:pPr>
-      <w:r>
-        <w:rPr>
-          <w:b/>
-          <w:bCs/>
-        </w:rPr>
-        <w:t>Uso de Inteligencia Artificial:</w:t>
-      </w:r>
-      <w:r>
-        <w:t xml:space="preserve"> Queda vetado el uso de herramientas de Inteligencia Artificial para la generación de código, estructura de bases de datos o redacción de documentación técnica. Todo el código debe ser producto exclusivo del análisis y ejecución técnica del equipo.</w:t>
-      </w:r>
-    </w:p>
-    <w:p/>
-    <w:p>
-      <w:pPr>
-        <w:rPr>
-          <w:b/>
-          <w:bCs/>
-        </w:rPr>
-      </w:pPr>
-      <w:r>
-        <w:rPr>
-          <w:b/>
-          <w:bCs/>
-        </w:rPr>
-        <w:t>TECNOLOGIAS A UTILIZAR EN EL PRYECTO</w:t>
-      </w:r>
-    </w:p>
-    <w:p>
-      <w:pPr>
-        <w:rPr>
-          <w:b/>
-          <w:bCs/>
-        </w:rPr>
-      </w:pPr>
-      <w:r>
-        <w:rPr>
-          <w:b/>
-          <w:bCs/>
-        </w:rPr>
-        <w:t>1. Stack Tecnológico de Software (Arquitectura y Entornos)</w:t>
-      </w:r>
-    </w:p>
-    <w:p>
-      <w:r>
-        <w:t>Para cumplir con la exigencia de un sistema distribuido, políglota y de alta disponibilidad, utilizaremos las siguientes tecnologías:</w:t>
-      </w:r>
-    </w:p>
-    <w:p>
-      <w:r>
-        <w:rPr>
-          <w:b/>
-          <w:bCs/>
-        </w:rPr>
-        <w:t xml:space="preserve">A. Desarrollo Backend y </w:t>
-      </w:r>
-      <w:proofErr w:type="spellStart"/>
-      <w:r>
-        <w:rPr>
-          <w:b/>
-          <w:bCs/>
-        </w:rPr>
-        <w:t>APIs</w:t>
+        <w:t>message</w:t>
       </w:r>
       <w:proofErr w:type="spellEnd"/>
-    </w:p>
-    <w:p>
-      <w:pPr>
-        <w:numPr>
-          <w:ilvl w:val="0"/>
-          <w:numId w:val="14"/>
-        </w:numPr>
-      </w:pPr>
-      <w:r>
-        <w:rPr>
-          <w:b/>
-          <w:bCs/>
-        </w:rPr>
-        <w:t>Lenguajes/</w:t>
-      </w:r>
-      <w:proofErr w:type="spellStart"/>
-      <w:r>
-        <w:rPr>
-          <w:b/>
-          <w:bCs/>
-        </w:rPr>
-        <w:t>Frameworks</w:t>
-      </w:r>
-      <w:proofErr w:type="spellEnd"/>
-      <w:r>
-        <w:rPr>
-          <w:b/>
-          <w:bCs/>
-        </w:rPr>
-        <w:t>:</w:t>
-      </w:r>
-      <w:r>
-        <w:t xml:space="preserve"> Node.js o Python. Se utilizarán para programar microservicios completamente desacoplados.</w:t>
-      </w:r>
-    </w:p>
-    <w:p>
-      <w:pPr>
-        <w:numPr>
-          <w:ilvl w:val="0"/>
-          <w:numId w:val="14"/>
-        </w:numPr>
-      </w:pPr>
-      <w:r>
-        <w:rPr>
-          <w:b/>
-          <w:bCs/>
-          <w:lang w:val="en-US"/>
-        </w:rPr>
-        <w:t>API Gateway:</w:t>
-      </w:r>
-      <w:r>
-        <w:rPr>
-          <w:lang w:val="en-US"/>
-        </w:rPr>
-        <w:t xml:space="preserve"> Nginx o Kong. </w:t>
-      </w:r>
-      <w:r>
-        <w:t>Actuará como la puerta de entrada principal, encargada de recibir las peticiones de la app móvil y del hardware, balancear la carga de tráfico y gestionar la seguridad.</w:t>
-      </w:r>
-    </w:p>
-    <w:p>
-      <w:pPr>
-        <w:numPr>
-          <w:ilvl w:val="0"/>
-          <w:numId w:val="14"/>
-        </w:numPr>
-      </w:pPr>
-      <w:r>
-        <w:rPr>
-          <w:b/>
-          <w:bCs/>
-        </w:rPr>
-        <w:t>Protocolos de Comunicación:</w:t>
-      </w:r>
-      <w:r>
-        <w:t xml:space="preserve"> REST o </w:t>
-      </w:r>
-      <w:proofErr w:type="spellStart"/>
-      <w:r>
-        <w:t>gRPC</w:t>
-      </w:r>
-      <w:proofErr w:type="spellEnd"/>
-      <w:r>
-        <w:t xml:space="preserve"> para la comunicación interna entre </w:t>
-      </w:r>
-      <w:r>
-        <w:t>microservicios,</w:t>
-      </w:r>
-      <w:r>
-        <w:t xml:space="preserve"> y OAuth2/JWT para la seguridad y autenticación avanzada.</w:t>
-      </w:r>
-    </w:p>
-    <w:p>
-      <w:r>
-        <w:rPr>
-          <w:b/>
-          <w:bCs/>
-        </w:rPr>
-        <w:t>B. Bases de Datos (Persistencia Políglota obligatoria)</w:t>
-      </w:r>
-    </w:p>
-    <w:p>
-      <w:pPr>
-        <w:numPr>
-          <w:ilvl w:val="0"/>
-          <w:numId w:val="15"/>
-        </w:numPr>
-      </w:pPr>
-      <w:r>
-        <w:rPr>
-          <w:b/>
-          <w:bCs/>
-        </w:rPr>
-        <w:t>PostgreSQL (Relacional):</w:t>
-      </w:r>
-      <w:r>
-        <w:t xml:space="preserve"> Manejará la lógica de negocio robusta, el control de inventario y la gestión de usuarios. Es vital para asegurar la integridad referencial (ACID) de los datos críticos.</w:t>
-      </w:r>
-    </w:p>
-    <w:p>
-      <w:pPr>
-        <w:numPr>
-          <w:ilvl w:val="0"/>
-          <w:numId w:val="15"/>
-        </w:numPr>
-      </w:pPr>
-      <w:r>
-        <w:rPr>
-          <w:b/>
-          <w:bCs/>
-        </w:rPr>
-        <w:t>MongoDB (NoSQL):</w:t>
-      </w:r>
-      <w:r>
-        <w:t xml:space="preserve"> Se destinará exclusivamente al almacenamiento y procesamiento de datos no estructurados, específicamente la telemetría masiva (temperatura y humedad) enviada por los sensores.</w:t>
-      </w:r>
-    </w:p>
-    <w:p>
-      <w:pPr>
-        <w:numPr>
-          <w:ilvl w:val="0"/>
-          <w:numId w:val="15"/>
-        </w:numPr>
-      </w:pPr>
-      <w:r>
-        <w:rPr>
-          <w:b/>
-          <w:bCs/>
-        </w:rPr>
-        <w:t>Redis (Memoria/Caché):</w:t>
-      </w:r>
-      <w:r>
-        <w:t xml:space="preserve"> Se empleará obligatoriamente como capa de caché distribuida de alta velocidad y como </w:t>
-      </w:r>
-      <w:proofErr w:type="spellStart"/>
       <w:r>
         <w:rPr>
           <w:i/>
           <w:iCs/>
         </w:rPr>
-        <w:t>message</w:t>
-      </w:r>
-      <w:proofErr w:type="spellEnd"/>
+        <w:t xml:space="preserve"> </w:t>
+      </w:r>
+      <w:proofErr w:type="spellStart"/>
       <w:r>
         <w:rPr>
           <w:i/>
           <w:iCs/>
         </w:rPr>
-        <w:t xml:space="preserve"> </w:t>
-      </w:r>
-      <w:proofErr w:type="spellStart"/>
+        <w:t>broker</w:t>
+      </w:r>
+      <w:proofErr w:type="spellEnd"/>
+      <w:r>
+        <w:t xml:space="preserve"> para procesos asíncronos entre los microservicios.</w:t>
+      </w:r>
+    </w:p>
+    <w:p>
+      <w:pPr>
+        <w:rPr>
+          <w:lang w:val="en-US"/>
+        </w:rPr>
+      </w:pPr>
+      <w:r>
+        <w:rPr>
+          <w:b/>
+          <w:bCs/>
+          <w:lang w:val="en-US"/>
+        </w:rPr>
+        <w:t>C. Frontend Móvil (Offline-First)</w:t>
+      </w:r>
+    </w:p>
+    <w:p>
+      <w:pPr>
+        <w:numPr>
+          <w:ilvl w:val="0"/>
+          <w:numId w:val="16"/>
+        </w:numPr>
+      </w:pPr>
+      <w:r>
+        <w:rPr>
+          <w:b/>
+          <w:bCs/>
+        </w:rPr>
+        <w:t>Framework:</w:t>
+      </w:r>
+      <w:r>
+        <w:t xml:space="preserve"> React Native. Permitirá desarrollar una aplicación móvil híbrida y fluida.</w:t>
+      </w:r>
+    </w:p>
+    <w:p>
+      <w:pPr>
+        <w:numPr>
+          <w:ilvl w:val="0"/>
+          <w:numId w:val="16"/>
+        </w:numPr>
+      </w:pPr>
+      <w:r>
+        <w:rPr>
+          <w:b/>
+          <w:bCs/>
+        </w:rPr>
+        <w:t>Persistencia Local:</w:t>
+      </w:r>
+      <w:r>
+        <w:t xml:space="preserve"> SQLite o WatermelonDB. Fundamental para que la app funcione y guarde datos (ej. auditorías) cuando no haya conexión a internet.</w:t>
+      </w:r>
+    </w:p>
+    <w:p>
+      <w:pPr>
+        <w:numPr>
+          <w:ilvl w:val="0"/>
+          <w:numId w:val="16"/>
+        </w:numPr>
+      </w:pPr>
+      <w:r>
+        <w:rPr>
+          <w:b/>
+          <w:bCs/>
+        </w:rPr>
+        <w:t>Sincronización:</w:t>
+      </w:r>
+      <w:r>
+        <w:t xml:space="preserve"> Se programará un </w:t>
+      </w:r>
       <w:r>
         <w:rPr>
           <w:i/>
           <w:iCs/>
         </w:rPr>
-        <w:t>broker</w:t>
-      </w:r>
-      <w:proofErr w:type="spellEnd"/>
-      <w:r>
-        <w:t xml:space="preserve"> para procesos asíncronos entre los microservicios.</w:t>
-      </w:r>
-    </w:p>
-    <w:p>
-      <w:pPr>
-        <w:rPr>
-          <w:lang w:val="en-US"/>
-        </w:rPr>
-      </w:pPr>
-      <w:r>
-        <w:rPr>
-          <w:b/>
-          <w:bCs/>
-          <w:lang w:val="en-US"/>
-        </w:rPr>
-        <w:t xml:space="preserve">C. Frontend </w:t>
-      </w:r>
-      <w:proofErr w:type="spellStart"/>
-      <w:r>
-        <w:rPr>
-          <w:b/>
-          <w:bCs/>
-          <w:lang w:val="en-US"/>
-        </w:rPr>
-        <w:t>Móvil</w:t>
-      </w:r>
-      <w:proofErr w:type="spellEnd"/>
-      <w:r>
-        <w:rPr>
-          <w:b/>
-          <w:bCs/>
-          <w:lang w:val="en-US"/>
-        </w:rPr>
-        <w:t xml:space="preserve"> (Offline-First)</w:t>
-      </w:r>
-    </w:p>
-    <w:p>
-      <w:pPr>
-        <w:numPr>
-          <w:ilvl w:val="0"/>
-          <w:numId w:val="16"/>
-        </w:numPr>
-      </w:pPr>
-      <w:r>
-        <w:rPr>
-          <w:b/>
-          <w:bCs/>
-        </w:rPr>
-        <w:t>Framework:</w:t>
-      </w:r>
-      <w:r>
-        <w:t xml:space="preserve"> React Native. Permitirá desarrollar una aplicación móvil híbrida y fluida.</w:t>
-      </w:r>
-    </w:p>
-    <w:p>
-      <w:pPr>
-        <w:numPr>
-          <w:ilvl w:val="0"/>
-          <w:numId w:val="16"/>
-        </w:numPr>
-      </w:pPr>
-      <w:r>
-        <w:rPr>
-          <w:b/>
-          <w:bCs/>
-        </w:rPr>
-        <w:t>Persistencia Local:</w:t>
-      </w:r>
-      <w:r>
-        <w:t xml:space="preserve"> SQLite o WatermelonDB. Fundamental para que la app funcione y guarde datos (ej. auditorías) cuando no haya conexión a internet.</w:t>
-      </w:r>
-    </w:p>
-    <w:p>
-      <w:pPr>
-        <w:numPr>
-          <w:ilvl w:val="0"/>
-          <w:numId w:val="16"/>
-        </w:numPr>
-      </w:pPr>
-      <w:r>
-        <w:rPr>
-          <w:b/>
-          <w:bCs/>
-        </w:rPr>
-        <w:t>Sincronización:</w:t>
-      </w:r>
-      <w:r>
-        <w:t xml:space="preserve"> Se programará un </w:t>
+        <w:t>Sync Engine</w:t>
+      </w:r>
+      <w:r>
+        <w:t xml:space="preserve"> profesional que utilice lógicas como </w:t>
       </w:r>
       <w:r>
         <w:rPr>
           <w:i/>
           <w:iCs/>
         </w:rPr>
-        <w:t>Sync Engine</w:t>
-      </w:r>
-      <w:r>
-        <w:t xml:space="preserve"> profesional que utilice lógicas como </w:t>
+        <w:t>Last Write Wins</w:t>
+      </w:r>
+      <w:r>
+        <w:t xml:space="preserve"> o </w:t>
       </w:r>
       <w:r>
         <w:rPr>
           <w:i/>
           <w:iCs/>
         </w:rPr>
-        <w:t>Last Write Wins</w:t>
-      </w:r>
-      <w:r>
-        <w:t xml:space="preserve"> o </w:t>
-      </w:r>
-      <w:r>
-        <w:rPr>
-          <w:i/>
-          <w:iCs/>
-        </w:rPr>
         <w:t>Vector Clocks</w:t>
       </w:r>
       <w:r>
@@ -1701,7 +1614,6 @@
           <w:b/>
           <w:bCs/>
         </w:rPr>
-        <w:lastRenderedPageBreak/>
         <w:t>D. DevOps, QA y Despliegue</w:t>
       </w:r>
     </w:p>
@@ -1789,6 +1701,7 @@
           <w:b/>
           <w:bCs/>
         </w:rPr>
+        <w:lastRenderedPageBreak/>
         <w:t>2. Stack Tecnológico de Hardware (Nodos IoT)</w:t>
       </w:r>
     </w:p>
@@ -2168,11 +2081,7 @@
           </w:tcPr>
           <w:p>
             <w:r>
-              <w:t xml:space="preserve">Consta de dos piezas con imanes (una en el marco, otra en la puerta). Se conecta a un pin de interrupción del ESP32, reaccionando de inmediato si se </w:t>
-            </w:r>
-            <w:r>
-              <w:lastRenderedPageBreak/>
-              <w:t>rompe el campo magnético al abrir la puerta.</w:t>
+              <w:t>Consta de dos piezas con imanes (una en el marco, otra en la puerta). Se conecta a un pin de interrupción del ESP32, reaccionando de inmediato si se rompe el campo magnético al abrir la puerta.</w:t>
             </w:r>
           </w:p>
         </w:tc>
@@ -2199,7 +2108,6 @@
                 <w:b/>
                 <w:bCs/>
               </w:rPr>
-              <w:lastRenderedPageBreak/>
               <w:t>Alarma Física Local (Buzzer activo + LED RGB)</w:t>
             </w:r>
           </w:p>
@@ -2284,6 +2192,7 @@
     </w:p>
     <w:p>
       <w:r>
+        <w:lastRenderedPageBreak/>
         <w:t>Para que el equipo de desarrollo pueda comenzar, los entornos deben configurarse bajo estrictos estándares profesionales:</w:t>
       </w:r>
     </w:p>
@@ -2435,7 +2344,6 @@
     </w:p>
     <w:p>
       <w:r>
-        <w:lastRenderedPageBreak/>
         <w:t>He generado un boceto fotorrealista del prototipo funcional que instalaremos en las cavas. Como puedes observar, hemos respetado estrictamente el alcance definido:</w:t>
       </w:r>
     </w:p>
@@ -2555,7 +2463,15 @@
           <w:b/>
           <w:bCs/>
         </w:rPr>
-        <w:t>LED RGB Indicador</w:t>
+        <w:t xml:space="preserve">LED </w:t>
+      </w:r>
+      <w:r>
+        <w:rPr>
+          <w:b/>
+          <w:bCs/>
+        </w:rPr>
+        <w:lastRenderedPageBreak/>
+        <w:t>RGB Indicador</w:t>
       </w:r>
       <w:r>
         <w:t xml:space="preserve"> (visual) que alertarán al personal </w:t>
@@ -2596,7 +2512,9 @@
     </w:p>
     <w:p>
       <w:r>
-        <w:lastRenderedPageBreak/>
+        <w:rPr>
+          <w:noProof/>
+        </w:rPr>
         <w:drawing>
           <wp:inline distT="0" distB="0" distL="0" distR="0" wp14:anchorId="33DF5B41" wp14:editId="7DD93922">
             <wp:extent cx="5612130" cy="3063875"/>
@@ -2634,6 +2552,9 @@
         </w:drawing>
       </w:r>
       <w:r>
+        <w:rPr>
+          <w:noProof/>
+        </w:rPr>
         <w:drawing>
           <wp:inline distT="0" distB="0" distL="0" distR="0" wp14:anchorId="07D8395B" wp14:editId="2DB3CCD4">
             <wp:extent cx="5612130" cy="3063875"/>
@@ -2695,7 +2616,6 @@
     </w:p>
     <w:p>
       <w:r>
-        <w:lastRenderedPageBreak/>
         <w:t>Tienes toda la razón en preocuparte por el desgaste mecánico y el clima extremo. Vamos a aclarar ambas dudas, porque la solución a estos problemas cambia un poco cómo instalaremos el equipo físicamente.</w:t>
       </w:r>
     </w:p>
@@ -2796,13 +2716,7 @@
         <w:t>¿Cómo funciona en la realidad?</w:t>
       </w:r>
       <w:r>
-        <w:t xml:space="preserve"> Como el cable está en el marco de la pared, está completamente estático. Cuando alguien abre la puerta, lo único que se aleja es el pedacito de plástico con el imán. El sensor fijo detecta que el campo magnético desapareció y le envía la señal al ESP32. ¡</w:t>
-      </w:r>
-      <w:r>
-        <w:t>Cero tensiones</w:t>
-      </w:r>
-      <w:r>
-        <w:t>, cero cables rotos!</w:t>
+        <w:t xml:space="preserve"> Como el cable está en el marco de la pared, está completamente estático. Cuando alguien abre la puerta, lo único que se aleja es el pedacito de plástico con el imán. El sensor fijo detecta que el campo magnético desapareció y le envía la señal al ESP32. ¡Cero tensiones, cero cables rotos!</w:t>
       </w:r>
     </w:p>
     <w:p>
@@ -2822,13 +2736,7 @@
     </w:p>
     <w:p>
       <w:r>
-        <w:t xml:space="preserve">Aquí diste en el clavo. Meter electrónica "desnuda" dentro de </w:t>
-      </w:r>
-      <w:r>
-        <w:t>un cava cuarto</w:t>
-      </w:r>
-      <w:r>
-        <w:t xml:space="preserve"> de congelación (que puede llegar a -18°C) es una receta para el desastre por tres razones:</w:t>
+        <w:t>Aquí diste en el clavo. Meter electrónica "desnuda" dentro de un cava cuarto de congelación (que puede llegar a -18°C) es una receta para el desastre por tres razones:</w:t>
       </w:r>
     </w:p>
     <w:p>
@@ -2846,15 +2754,7 @@
         <w:t>Las baterías mueren:</w:t>
       </w:r>
       <w:r>
-        <w:t xml:space="preserve"> Las baterías de Polímero de Litio (</w:t>
-      </w:r>
-      <w:proofErr w:type="spellStart"/>
-      <w:r>
-        <w:t>LiPo</w:t>
-      </w:r>
-      <w:proofErr w:type="spellEnd"/>
-      <w:r>
-        <w:t>) pierden su capacidad drásticamente y se dañan en temperaturas bajo cero.</w:t>
+        <w:t xml:space="preserve"> Las baterías de Polímero de Litio (LiPo) pierden su capacidad drásticamente y se dañan en temperaturas bajo cero.</w:t>
       </w:r>
     </w:p>
     <w:p>
@@ -2887,6 +2787,7 @@
           <w:b/>
           <w:bCs/>
         </w:rPr>
+        <w:lastRenderedPageBreak/>
         <w:t>Condensación:</w:t>
       </w:r>
       <w:r>
@@ -2977,17 +2878,10 @@
           <w:b/>
           <w:bCs/>
         </w:rPr>
-        <w:lastRenderedPageBreak/>
         <w:t>¿Cómo entra?</w:t>
       </w:r>
       <w:r>
-        <w:t xml:space="preserve"> Se utiliza un cable de extensión (de 1 o 2 metros). Las </w:t>
-      </w:r>
-      <w:r>
-        <w:t>cavas cuartas siempre</w:t>
-      </w:r>
-      <w:r>
-        <w:t xml:space="preserve"> tienen pequeños ductos o agujeros de servicio por donde pasan los tubos de gas; pasaremos el cable del sensor por ahí y lo sellaremos con un poco de silicón o masilla térmica.</w:t>
+        <w:t xml:space="preserve"> Se utiliza un cable de extensión (de 1 o 2 metros). Las cavas cuartas siempre tienen pequeños ductos o agujeros de servicio por donde pasan los tubos de gas; pasaremos el cable del sensor por ahí y lo sellaremos con un poco de silicón o masilla térmica.</w:t>
       </w:r>
     </w:p>
     <w:p>
@@ -2997,6 +2891,9 @@
     </w:p>
     <w:p>
       <w:r>
+        <w:rPr>
+          <w:noProof/>
+        </w:rPr>
         <w:drawing>
           <wp:inline distT="0" distB="0" distL="0" distR="0" wp14:anchorId="6DD7EE7D" wp14:editId="4CFCACCA">
             <wp:extent cx="5612130" cy="3063875"/>
@@ -6528,6 +6425,7 @@
   <w:style w:type="character" w:default="1" w:styleId="Fuentedeprrafopredeter">
     <w:name w:val="Default Paragraph Font"/>
     <w:uiPriority w:val="1"/>
+    <w:semiHidden/>
     <w:unhideWhenUsed/>
   </w:style>
   <w:style w:type="table" w:default="1" w:styleId="Tablanormal">
